--- a/Отчёты/ТПИС!ТСиСА/ТСиСА_6.docx
+++ b/Отчёты/ТПИС!ТСиСА/ТСиСА_6.docx
@@ -549,7 +549,16 @@
         <w:rPr>
           <w:lang w:val="en-US"/>
         </w:rPr>
-        <w:t>Young Adult</w:t>
+        <w:t>Young</w:t>
+      </w:r>
+      <w:r>
+        <w:t xml:space="preserve"> </w:t>
+      </w:r>
+      <w:r>
+        <w:rPr>
+          <w:lang w:val="en-US"/>
+        </w:rPr>
+        <w:t>Adult</w:t>
       </w:r>
       <w:r>
         <w:t>».</w:t>
@@ -590,15 +599,11 @@
               <w:spacing w:line="240" w:lineRule="auto"/>
               <w:rPr>
                 <w:rFonts w:ascii="Times New Roman" w:hAnsi="Times New Roman"/>
-                <w:b/>
-                <w:bCs/>
-              </w:rPr>
-            </w:pPr>
-            <w:r>
-              <w:rPr>
-                <w:rFonts w:ascii="Times New Roman" w:hAnsi="Times New Roman"/>
-                <w:b/>
-                <w:bCs/>
+              </w:rPr>
+            </w:pPr>
+            <w:r>
+              <w:rPr>
+                <w:rFonts w:ascii="Times New Roman" w:hAnsi="Times New Roman"/>
               </w:rPr>
               <w:t>Объект</w:t>
             </w:r>
@@ -614,15 +619,11 @@
               <w:spacing w:line="240" w:lineRule="auto"/>
               <w:rPr>
                 <w:rFonts w:ascii="Times New Roman" w:hAnsi="Times New Roman"/>
-                <w:b/>
-                <w:bCs/>
-              </w:rPr>
-            </w:pPr>
-            <w:r>
-              <w:rPr>
-                <w:rFonts w:ascii="Times New Roman" w:hAnsi="Times New Roman"/>
-                <w:b/>
-                <w:bCs/>
+              </w:rPr>
+            </w:pPr>
+            <w:r>
+              <w:rPr>
+                <w:rFonts w:ascii="Times New Roman" w:hAnsi="Times New Roman"/>
               </w:rPr>
               <w:t>Тип обложки</w:t>
             </w:r>
@@ -638,15 +639,11 @@
               <w:spacing w:line="240" w:lineRule="auto"/>
               <w:rPr>
                 <w:rFonts w:ascii="Times New Roman" w:hAnsi="Times New Roman"/>
-                <w:b/>
-                <w:bCs/>
-              </w:rPr>
-            </w:pPr>
-            <w:r>
-              <w:rPr>
-                <w:rFonts w:ascii="Times New Roman" w:hAnsi="Times New Roman"/>
-                <w:b/>
-                <w:bCs/>
+              </w:rPr>
+            </w:pPr>
+            <w:r>
+              <w:rPr>
+                <w:rFonts w:ascii="Times New Roman" w:hAnsi="Times New Roman"/>
               </w:rPr>
               <w:t>Тип скрепления блока</w:t>
             </w:r>
@@ -662,15 +659,11 @@
               <w:spacing w:line="240" w:lineRule="auto"/>
               <w:rPr>
                 <w:rFonts w:ascii="Times New Roman" w:hAnsi="Times New Roman"/>
-                <w:b/>
-                <w:bCs/>
-              </w:rPr>
-            </w:pPr>
-            <w:r>
-              <w:rPr>
-                <w:rFonts w:ascii="Times New Roman" w:hAnsi="Times New Roman"/>
-                <w:b/>
-                <w:bCs/>
+              </w:rPr>
+            </w:pPr>
+            <w:r>
+              <w:rPr>
+                <w:rFonts w:ascii="Times New Roman" w:hAnsi="Times New Roman"/>
               </w:rPr>
               <w:t>Визуальное оформление</w:t>
             </w:r>
@@ -878,7 +871,7 @@
               <w:rPr>
                 <w:rFonts w:ascii="Times New Roman" w:hAnsi="Times New Roman"/>
               </w:rPr>
-              <w:t>Твёрдрый</w:t>
+              <w:t>Твёрдый</w:t>
             </w:r>
           </w:p>
         </w:tc>
@@ -919,6 +912,12 @@
                 <w:rFonts w:ascii="Times New Roman" w:hAnsi="Times New Roman"/>
               </w:rPr>
               <w:t>Авторские иллюстрированные издания в формате, заинтересующее молодёж</w:t>
+            </w:r>
+            <w:r>
+              <w:rPr>
+                <w:rFonts w:ascii="Times New Roman" w:hAnsi="Times New Roman"/>
+              </w:rPr>
+              <w:t>ь</w:t>
             </w:r>
           </w:p>
         </w:tc>
@@ -928,6 +927,44 @@
       <w:pPr>
         <w:pStyle w:val="aff"/>
         <w:spacing w:before="400"/>
+      </w:pPr>
+      <w:r>
+        <w:t>Частота каждого пункта</w:t>
+      </w:r>
+      <w:r>
+        <w:t xml:space="preserve"> объектов: по типу мягких обложек – 2</w:t>
+      </w:r>
+      <w:r>
+        <w:t xml:space="preserve">/3; </w:t>
+      </w:r>
+      <w:r>
+        <w:t>по твёрдой обложке – 1</w:t>
+      </w:r>
+      <w:r>
+        <w:t>/3</w:t>
+      </w:r>
+      <w:r>
+        <w:t>; клеевое скрепление – 1</w:t>
+      </w:r>
+      <w:r>
+        <w:t xml:space="preserve">/3; </w:t>
+      </w:r>
+      <w:r>
+        <w:t>по швейному скреплению – 2</w:t>
+      </w:r>
+      <w:r>
+        <w:t xml:space="preserve">/3; </w:t>
+      </w:r>
+      <w:r>
+        <w:t xml:space="preserve">по визуальному оформлению все значения равны </w:t>
+      </w:r>
+      <w:r>
+        <w:t>1/3.</w:t>
+      </w:r>
+    </w:p>
+    <w:p>
+      <w:pPr>
+        <w:pStyle w:val="aff"/>
       </w:pPr>
       <w:r>
         <w:t>В таблице 2 представим попарное сравнение из первой таблицы, расценивая их требования.</w:t>
@@ -1324,6 +1361,7 @@
         <w:spacing w:before="400"/>
       </w:pPr>
       <w:r>
+        <w:lastRenderedPageBreak/>
         <w:t>В таблице 3 представим измерение с помощью ранговой шкалы, пойдём по свойствам надёжности, привлекательности и эргономичности, так как, на мой субъективный взгляд, на это смотрят изначально.</w:t>
       </w:r>
     </w:p>
@@ -1333,7 +1371,6 @@
         <w:ind w:firstLine="0"/>
       </w:pPr>
       <w:r>
-        <w:lastRenderedPageBreak/>
         <w:t>Таблица 3 – Измерения с помощью ранговой шкалы</w:t>
       </w:r>
     </w:p>
@@ -1345,14 +1382,15 @@
       </w:tblPr>
       <w:tblGrid>
         <w:gridCol w:w="2543"/>
-        <w:gridCol w:w="2267"/>
-        <w:gridCol w:w="2267"/>
-        <w:gridCol w:w="2268"/>
+        <w:gridCol w:w="1788"/>
+        <w:gridCol w:w="1788"/>
+        <w:gridCol w:w="1789"/>
+        <w:gridCol w:w="1437"/>
       </w:tblGrid>
       <w:tr>
         <w:tc>
           <w:tcPr>
-            <w:tcW w:w="2336" w:type="dxa"/>
+            <w:tcW w:w="2543" w:type="dxa"/>
           </w:tcPr>
           <w:p>
             <w:pPr>
@@ -1373,7 +1411,7 @@
         </w:tc>
         <w:tc>
           <w:tcPr>
-            <w:tcW w:w="2336" w:type="dxa"/>
+            <w:tcW w:w="1788" w:type="dxa"/>
           </w:tcPr>
           <w:p>
             <w:pPr>
@@ -1394,7 +1432,7 @@
         </w:tc>
         <w:tc>
           <w:tcPr>
-            <w:tcW w:w="2336" w:type="dxa"/>
+            <w:tcW w:w="1788" w:type="dxa"/>
           </w:tcPr>
           <w:p>
             <w:pPr>
@@ -1415,7 +1453,7 @@
         </w:tc>
         <w:tc>
           <w:tcPr>
-            <w:tcW w:w="2337" w:type="dxa"/>
+            <w:tcW w:w="1789" w:type="dxa"/>
           </w:tcPr>
           <w:p>
             <w:pPr>
@@ -1431,6 +1469,27 @@
                 <w:rFonts w:ascii="Times New Roman" w:hAnsi="Times New Roman"/>
               </w:rPr>
               <w:t>Объект 3</w:t>
+            </w:r>
+          </w:p>
+        </w:tc>
+        <w:tc>
+          <w:tcPr>
+            <w:tcW w:w="1437" w:type="dxa"/>
+          </w:tcPr>
+          <w:p>
+            <w:pPr>
+              <w:pStyle w:val="aff"/>
+              <w:ind w:firstLine="0"/>
+              <w:jc w:val="center"/>
+              <w:rPr>
+                <w:rFonts w:ascii="Times New Roman" w:hAnsi="Times New Roman"/>
+              </w:rPr>
+            </w:pPr>
+            <w:r>
+              <w:rPr>
+                <w:rFonts w:ascii="Times New Roman" w:hAnsi="Times New Roman"/>
+              </w:rPr>
+              <w:t>Медиана</w:t>
             </w:r>
           </w:p>
         </w:tc>
@@ -1438,7 +1497,7 @@
       <w:tr>
         <w:tc>
           <w:tcPr>
-            <w:tcW w:w="2336" w:type="dxa"/>
+            <w:tcW w:w="2543" w:type="dxa"/>
           </w:tcPr>
           <w:p>
             <w:pPr>
@@ -1458,7 +1517,7 @@
         </w:tc>
         <w:tc>
           <w:tcPr>
-            <w:tcW w:w="2336" w:type="dxa"/>
+            <w:tcW w:w="1788" w:type="dxa"/>
           </w:tcPr>
           <w:p>
             <w:pPr>
@@ -1479,7 +1538,7 @@
         </w:tc>
         <w:tc>
           <w:tcPr>
-            <w:tcW w:w="2336" w:type="dxa"/>
+            <w:tcW w:w="1788" w:type="dxa"/>
           </w:tcPr>
           <w:p>
             <w:pPr>
@@ -1500,7 +1559,7 @@
         </w:tc>
         <w:tc>
           <w:tcPr>
-            <w:tcW w:w="2337" w:type="dxa"/>
+            <w:tcW w:w="1789" w:type="dxa"/>
           </w:tcPr>
           <w:p>
             <w:pPr>
@@ -1516,6 +1575,27 @@
                 <w:rFonts w:ascii="Times New Roman" w:hAnsi="Times New Roman"/>
               </w:rPr>
               <w:t>2</w:t>
+            </w:r>
+          </w:p>
+        </w:tc>
+        <w:tc>
+          <w:tcPr>
+            <w:tcW w:w="1437" w:type="dxa"/>
+          </w:tcPr>
+          <w:p>
+            <w:pPr>
+              <w:pStyle w:val="aff"/>
+              <w:ind w:firstLine="0"/>
+              <w:jc w:val="center"/>
+              <w:rPr>
+                <w:rFonts w:ascii="Times New Roman" w:hAnsi="Times New Roman"/>
+              </w:rPr>
+            </w:pPr>
+            <w:r>
+              <w:rPr>
+                <w:rFonts w:ascii="Times New Roman" w:hAnsi="Times New Roman"/>
+              </w:rPr>
+              <w:t>Объект 3</w:t>
             </w:r>
           </w:p>
         </w:tc>
@@ -1523,7 +1603,7 @@
       <w:tr>
         <w:tc>
           <w:tcPr>
-            <w:tcW w:w="2336" w:type="dxa"/>
+            <w:tcW w:w="2543" w:type="dxa"/>
           </w:tcPr>
           <w:p>
             <w:pPr>
@@ -1543,7 +1623,7 @@
         </w:tc>
         <w:tc>
           <w:tcPr>
-            <w:tcW w:w="2336" w:type="dxa"/>
+            <w:tcW w:w="1788" w:type="dxa"/>
           </w:tcPr>
           <w:p>
             <w:pPr>
@@ -1564,7 +1644,7 @@
         </w:tc>
         <w:tc>
           <w:tcPr>
-            <w:tcW w:w="2336" w:type="dxa"/>
+            <w:tcW w:w="1788" w:type="dxa"/>
           </w:tcPr>
           <w:p>
             <w:pPr>
@@ -1585,7 +1665,7 @@
         </w:tc>
         <w:tc>
           <w:tcPr>
-            <w:tcW w:w="2337" w:type="dxa"/>
+            <w:tcW w:w="1789" w:type="dxa"/>
           </w:tcPr>
           <w:p>
             <w:pPr>
@@ -1601,6 +1681,33 @@
                 <w:rFonts w:ascii="Times New Roman" w:hAnsi="Times New Roman"/>
               </w:rPr>
               <w:t>3</w:t>
+            </w:r>
+          </w:p>
+        </w:tc>
+        <w:tc>
+          <w:tcPr>
+            <w:tcW w:w="1437" w:type="dxa"/>
+          </w:tcPr>
+          <w:p>
+            <w:pPr>
+              <w:pStyle w:val="aff"/>
+              <w:ind w:firstLine="0"/>
+              <w:jc w:val="center"/>
+              <w:rPr>
+                <w:rFonts w:ascii="Times New Roman" w:hAnsi="Times New Roman"/>
+              </w:rPr>
+            </w:pPr>
+            <w:r>
+              <w:rPr>
+                <w:rFonts w:ascii="Times New Roman" w:hAnsi="Times New Roman"/>
+              </w:rPr>
+              <w:t>Объект</w:t>
+            </w:r>
+            <w:r>
+              <w:rPr>
+                <w:rFonts w:ascii="Times New Roman" w:hAnsi="Times New Roman"/>
+              </w:rPr>
+              <w:t xml:space="preserve"> 1</w:t>
             </w:r>
           </w:p>
         </w:tc>
@@ -1608,7 +1715,7 @@
       <w:tr>
         <w:tc>
           <w:tcPr>
-            <w:tcW w:w="2336" w:type="dxa"/>
+            <w:tcW w:w="2543" w:type="dxa"/>
           </w:tcPr>
           <w:p>
             <w:pPr>
@@ -1628,7 +1735,7 @@
         </w:tc>
         <w:tc>
           <w:tcPr>
-            <w:tcW w:w="2336" w:type="dxa"/>
+            <w:tcW w:w="1788" w:type="dxa"/>
           </w:tcPr>
           <w:p>
             <w:pPr>
@@ -1649,7 +1756,7 @@
         </w:tc>
         <w:tc>
           <w:tcPr>
-            <w:tcW w:w="2336" w:type="dxa"/>
+            <w:tcW w:w="1788" w:type="dxa"/>
           </w:tcPr>
           <w:p>
             <w:pPr>
@@ -1670,7 +1777,7 @@
         </w:tc>
         <w:tc>
           <w:tcPr>
-            <w:tcW w:w="2337" w:type="dxa"/>
+            <w:tcW w:w="1789" w:type="dxa"/>
           </w:tcPr>
           <w:p>
             <w:pPr>
@@ -1686,23 +1793,38 @@
                 <w:rFonts w:ascii="Times New Roman" w:hAnsi="Times New Roman"/>
               </w:rPr>
               <w:t>1</w:t>
+            </w:r>
+          </w:p>
+        </w:tc>
+        <w:tc>
+          <w:tcPr>
+            <w:tcW w:w="1437" w:type="dxa"/>
+          </w:tcPr>
+          <w:p>
+            <w:pPr>
+              <w:pStyle w:val="aff"/>
+              <w:ind w:firstLine="0"/>
+              <w:jc w:val="center"/>
+              <w:rPr>
+                <w:rFonts w:ascii="Times New Roman" w:hAnsi="Times New Roman"/>
+              </w:rPr>
+            </w:pPr>
+            <w:r>
+              <w:rPr>
+                <w:rFonts w:ascii="Times New Roman" w:hAnsi="Times New Roman"/>
+              </w:rPr>
+              <w:t>Объект</w:t>
+            </w:r>
+            <w:r>
+              <w:rPr>
+                <w:rFonts w:ascii="Times New Roman" w:hAnsi="Times New Roman"/>
+              </w:rPr>
+              <w:t xml:space="preserve"> 2</w:t>
             </w:r>
           </w:p>
         </w:tc>
       </w:tr>
     </w:tbl>
-    <w:p>
-      <w:pPr>
-        <w:pStyle w:val="aff"/>
-        <w:spacing w:before="400"/>
-      </w:pPr>
-      <w:r>
-        <w:t>Меди</w:t>
-      </w:r>
-      <w:r>
-        <w:t>ана для нашей таблицы, описанной и охарактеризованной на лично субъективном мнении автора данного трактата, выделим объект номер 3.</w:t>
-      </w:r>
-    </w:p>
     <w:p>
       <w:pPr>
         <w:pStyle w:val="aff"/>
@@ -1771,50 +1893,919 @@
       </w:pPr>
       <w:r>
         <w:t>Таблица 4 – Измерения с помощью шкалы отношений</w:t>
+      </w:r>
+    </w:p>
+    <w:tbl>
+      <w:tblPr>
+        <w:tblStyle w:val="a8"/>
+        <w:tblW w:w="9356" w:type="dxa"/>
+        <w:tblInd w:w="-5" w:type="dxa"/>
+        <w:tblLook w:val="04A0" w:firstRow="1" w:lastRow="0" w:firstColumn="1" w:lastColumn="0" w:noHBand="0" w:noVBand="1"/>
+      </w:tblPr>
+      <w:tblGrid>
+        <w:gridCol w:w="1617"/>
+        <w:gridCol w:w="1385"/>
+        <w:gridCol w:w="1089"/>
+        <w:gridCol w:w="1089"/>
+        <w:gridCol w:w="1089"/>
+        <w:gridCol w:w="1327"/>
+        <w:gridCol w:w="1760"/>
+      </w:tblGrid>
+      <w:tr>
+        <w:tc>
+          <w:tcPr>
+            <w:tcW w:w="1617" w:type="dxa"/>
+          </w:tcPr>
+          <w:p>
+            <w:pPr>
+              <w:pStyle w:val="aff"/>
+              <w:ind w:firstLine="0"/>
+              <w:jc w:val="center"/>
+              <w:rPr>
+                <w:rFonts w:ascii="Times New Roman" w:hAnsi="Times New Roman"/>
+              </w:rPr>
+            </w:pPr>
+            <w:r>
+              <w:rPr>
+                <w:rFonts w:ascii="Times New Roman" w:hAnsi="Times New Roman"/>
+              </w:rPr>
+              <w:t>Свойство</w:t>
+            </w:r>
+          </w:p>
+        </w:tc>
+        <w:tc>
+          <w:tcPr>
+            <w:tcW w:w="1385" w:type="dxa"/>
+          </w:tcPr>
+          <w:p>
+            <w:pPr>
+              <w:pStyle w:val="aff"/>
+              <w:ind w:firstLine="0"/>
+              <w:jc w:val="center"/>
+              <w:rPr>
+                <w:rFonts w:ascii="Times New Roman" w:hAnsi="Times New Roman"/>
+              </w:rPr>
+            </w:pPr>
+            <w:r>
+              <w:rPr>
+                <w:rFonts w:ascii="Times New Roman" w:hAnsi="Times New Roman"/>
+              </w:rPr>
+              <w:t>Важность</w:t>
+            </w:r>
+          </w:p>
+          <w:p>
+            <w:pPr>
+              <w:pStyle w:val="aff"/>
+              <w:ind w:firstLine="0"/>
+              <w:jc w:val="center"/>
+              <w:rPr>
+                <w:rFonts w:ascii="Times New Roman" w:hAnsi="Times New Roman"/>
+              </w:rPr>
+            </w:pPr>
+            <w:r>
+              <w:rPr>
+                <w:rFonts w:ascii="Times New Roman" w:hAnsi="Times New Roman"/>
+              </w:rPr>
+              <w:t>(балл)</w:t>
+            </w:r>
+          </w:p>
+        </w:tc>
+        <w:tc>
+          <w:tcPr>
+            <w:tcW w:w="1089" w:type="dxa"/>
+          </w:tcPr>
+          <w:p>
+            <w:pPr>
+              <w:pStyle w:val="aff"/>
+              <w:ind w:firstLine="0"/>
+              <w:jc w:val="center"/>
+              <w:rPr>
+                <w:rFonts w:ascii="Times New Roman" w:hAnsi="Times New Roman"/>
+              </w:rPr>
+            </w:pPr>
+            <w:r>
+              <w:rPr>
+                <w:rFonts w:ascii="Times New Roman" w:hAnsi="Times New Roman"/>
+              </w:rPr>
+              <w:t>Объект 1</w:t>
+            </w:r>
+          </w:p>
+        </w:tc>
+        <w:tc>
+          <w:tcPr>
+            <w:tcW w:w="1089" w:type="dxa"/>
+          </w:tcPr>
+          <w:p>
+            <w:pPr>
+              <w:pStyle w:val="aff"/>
+              <w:ind w:firstLine="0"/>
+              <w:jc w:val="center"/>
+              <w:rPr>
+                <w:rFonts w:ascii="Times New Roman" w:hAnsi="Times New Roman"/>
+              </w:rPr>
+            </w:pPr>
+            <w:r>
+              <w:rPr>
+                <w:rFonts w:ascii="Times New Roman" w:hAnsi="Times New Roman"/>
+              </w:rPr>
+              <w:t>Объект 2</w:t>
+            </w:r>
+          </w:p>
+        </w:tc>
+        <w:tc>
+          <w:tcPr>
+            <w:tcW w:w="1089" w:type="dxa"/>
+          </w:tcPr>
+          <w:p>
+            <w:pPr>
+              <w:pStyle w:val="aff"/>
+              <w:ind w:firstLine="0"/>
+              <w:jc w:val="center"/>
+              <w:rPr>
+                <w:rFonts w:ascii="Times New Roman" w:hAnsi="Times New Roman"/>
+              </w:rPr>
+            </w:pPr>
+            <w:r>
+              <w:rPr>
+                <w:rFonts w:ascii="Times New Roman" w:hAnsi="Times New Roman"/>
+              </w:rPr>
+              <w:t>Объект 3</w:t>
+            </w:r>
+          </w:p>
+        </w:tc>
+        <w:tc>
+          <w:tcPr>
+            <w:tcW w:w="1327" w:type="dxa"/>
+          </w:tcPr>
+          <w:p>
+            <w:pPr>
+              <w:pStyle w:val="aff"/>
+              <w:ind w:firstLine="0"/>
+              <w:jc w:val="center"/>
+              <w:rPr>
+                <w:rFonts w:ascii="Times New Roman" w:hAnsi="Times New Roman"/>
+              </w:rPr>
+            </w:pPr>
+            <w:r>
+              <w:rPr>
+                <w:rFonts w:ascii="Times New Roman" w:hAnsi="Times New Roman"/>
+              </w:rPr>
+              <w:t>Макс.</w:t>
+            </w:r>
+          </w:p>
+          <w:p>
+            <w:pPr>
+              <w:pStyle w:val="aff"/>
+              <w:ind w:firstLine="0"/>
+              <w:jc w:val="center"/>
+              <w:rPr>
+                <w:rFonts w:ascii="Times New Roman" w:hAnsi="Times New Roman"/>
+              </w:rPr>
+            </w:pPr>
+            <w:r>
+              <w:rPr>
+                <w:rFonts w:ascii="Times New Roman" w:hAnsi="Times New Roman"/>
+              </w:rPr>
+              <w:t>значение</w:t>
+            </w:r>
+          </w:p>
+        </w:tc>
+        <w:tc>
+          <w:tcPr>
+            <w:tcW w:w="1760" w:type="dxa"/>
+          </w:tcPr>
+          <w:p>
+            <w:pPr>
+              <w:pStyle w:val="aff"/>
+              <w:ind w:firstLine="0"/>
+              <w:jc w:val="center"/>
+              <w:rPr>
+                <w:rFonts w:ascii="Times New Roman" w:hAnsi="Times New Roman"/>
+              </w:rPr>
+            </w:pPr>
+            <w:r>
+              <w:rPr>
+                <w:rFonts w:ascii="Times New Roman" w:hAnsi="Times New Roman"/>
+              </w:rPr>
+              <w:t>Мин.</w:t>
+            </w:r>
+          </w:p>
+          <w:p>
+            <w:pPr>
+              <w:pStyle w:val="aff"/>
+              <w:ind w:firstLine="0"/>
+              <w:jc w:val="center"/>
+              <w:rPr>
+                <w:rFonts w:ascii="Times New Roman" w:hAnsi="Times New Roman"/>
+              </w:rPr>
+            </w:pPr>
+            <w:r>
+              <w:rPr>
+                <w:rFonts w:ascii="Times New Roman" w:hAnsi="Times New Roman"/>
+              </w:rPr>
+              <w:t>Значение</w:t>
+            </w:r>
+          </w:p>
+        </w:tc>
+      </w:tr>
+      <w:tr>
+        <w:tc>
+          <w:tcPr>
+            <w:tcW w:w="1617" w:type="dxa"/>
+          </w:tcPr>
+          <w:p>
+            <w:pPr>
+              <w:pStyle w:val="aff"/>
+              <w:spacing w:line="240" w:lineRule="auto"/>
+              <w:ind w:firstLine="0"/>
+              <w:rPr>
+                <w:rFonts w:ascii="Times New Roman" w:hAnsi="Times New Roman"/>
+              </w:rPr>
+            </w:pPr>
+            <w:r>
+              <w:rPr>
+                <w:rFonts w:ascii="Times New Roman" w:hAnsi="Times New Roman"/>
+              </w:rPr>
+              <w:t>Цена, руб.</w:t>
+            </w:r>
+          </w:p>
+        </w:tc>
+        <w:tc>
+          <w:tcPr>
+            <w:tcW w:w="1385" w:type="dxa"/>
+          </w:tcPr>
+          <w:p>
+            <w:pPr>
+              <w:pStyle w:val="aff"/>
+              <w:ind w:firstLine="0"/>
+              <w:jc w:val="center"/>
+              <w:rPr>
+                <w:rFonts w:ascii="Times New Roman" w:hAnsi="Times New Roman"/>
+              </w:rPr>
+            </w:pPr>
+            <w:r>
+              <w:rPr>
+                <w:rFonts w:ascii="Times New Roman" w:hAnsi="Times New Roman"/>
+              </w:rPr>
+              <w:t>6</w:t>
+            </w:r>
+          </w:p>
+        </w:tc>
+        <w:tc>
+          <w:tcPr>
+            <w:tcW w:w="1089" w:type="dxa"/>
+          </w:tcPr>
+          <w:p>
+            <w:pPr>
+              <w:pStyle w:val="aff"/>
+              <w:ind w:firstLine="0"/>
+              <w:jc w:val="center"/>
+              <w:rPr>
+                <w:rFonts w:ascii="Times New Roman" w:hAnsi="Times New Roman"/>
+              </w:rPr>
+            </w:pPr>
+            <w:r>
+              <w:rPr>
+                <w:rFonts w:ascii="Times New Roman" w:hAnsi="Times New Roman"/>
+              </w:rPr>
+              <w:t>1733</w:t>
+            </w:r>
+          </w:p>
+        </w:tc>
+        <w:tc>
+          <w:tcPr>
+            <w:tcW w:w="1089" w:type="dxa"/>
+          </w:tcPr>
+          <w:p>
+            <w:pPr>
+              <w:pStyle w:val="aff"/>
+              <w:ind w:firstLine="0"/>
+              <w:jc w:val="center"/>
+              <w:rPr>
+                <w:rFonts w:ascii="Times New Roman" w:hAnsi="Times New Roman"/>
+              </w:rPr>
+            </w:pPr>
+            <w:r>
+              <w:rPr>
+                <w:rFonts w:ascii="Times New Roman" w:hAnsi="Times New Roman"/>
+              </w:rPr>
+              <w:t>4037</w:t>
+            </w:r>
+          </w:p>
+        </w:tc>
+        <w:tc>
+          <w:tcPr>
+            <w:tcW w:w="1089" w:type="dxa"/>
+          </w:tcPr>
+          <w:p>
+            <w:pPr>
+              <w:pStyle w:val="aff"/>
+              <w:ind w:firstLine="0"/>
+              <w:jc w:val="center"/>
+              <w:rPr>
+                <w:rFonts w:ascii="Times New Roman" w:hAnsi="Times New Roman"/>
+              </w:rPr>
+            </w:pPr>
+            <w:r>
+              <w:rPr>
+                <w:rFonts w:ascii="Times New Roman" w:hAnsi="Times New Roman"/>
+              </w:rPr>
+              <w:t>2908</w:t>
+            </w:r>
+          </w:p>
+        </w:tc>
+        <w:tc>
+          <w:tcPr>
+            <w:tcW w:w="1327" w:type="dxa"/>
+          </w:tcPr>
+          <w:p>
+            <w:pPr>
+              <w:pStyle w:val="aff"/>
+              <w:ind w:firstLine="0"/>
+              <w:jc w:val="center"/>
+              <w:rPr>
+                <w:rFonts w:ascii="Times New Roman" w:hAnsi="Times New Roman"/>
+                <w:lang w:val="en-US"/>
+              </w:rPr>
+            </w:pPr>
+            <w:r>
+              <w:rPr>
+                <w:rFonts w:ascii="Times New Roman" w:hAnsi="Times New Roman"/>
+                <w:lang w:val="en-US"/>
+              </w:rPr>
+              <w:t>4359,96</w:t>
+            </w:r>
+          </w:p>
+        </w:tc>
+        <w:tc>
+          <w:tcPr>
+            <w:tcW w:w="1760" w:type="dxa"/>
+          </w:tcPr>
+          <w:p>
+            <w:pPr>
+              <w:pStyle w:val="aff"/>
+              <w:ind w:firstLine="0"/>
+              <w:jc w:val="center"/>
+              <w:rPr>
+                <w:rFonts w:ascii="Times New Roman" w:hAnsi="Times New Roman"/>
+                <w:lang w:val="en-US"/>
+              </w:rPr>
+            </w:pPr>
+            <w:r>
+              <w:rPr>
+                <w:rFonts w:ascii="Times New Roman" w:hAnsi="Times New Roman"/>
+                <w:lang w:val="en-US"/>
+              </w:rPr>
+              <w:t>1871,64</w:t>
+            </w:r>
+          </w:p>
+        </w:tc>
+      </w:tr>
+      <w:tr>
+        <w:tc>
+          <w:tcPr>
+            <w:tcW w:w="1617" w:type="dxa"/>
+          </w:tcPr>
+          <w:p>
+            <w:pPr>
+              <w:pStyle w:val="aff"/>
+              <w:spacing w:line="240" w:lineRule="auto"/>
+              <w:ind w:firstLine="0"/>
+              <w:rPr>
+                <w:rFonts w:ascii="Times New Roman" w:hAnsi="Times New Roman"/>
+              </w:rPr>
+            </w:pPr>
+            <w:r>
+              <w:rPr>
+                <w:rFonts w:ascii="Times New Roman" w:hAnsi="Times New Roman"/>
+              </w:rPr>
+              <w:t>Количество страниц, шт.</w:t>
+            </w:r>
+          </w:p>
+        </w:tc>
+        <w:tc>
+          <w:tcPr>
+            <w:tcW w:w="1385" w:type="dxa"/>
+          </w:tcPr>
+          <w:p>
+            <w:pPr>
+              <w:pStyle w:val="aff"/>
+              <w:ind w:firstLine="0"/>
+              <w:jc w:val="center"/>
+              <w:rPr>
+                <w:rFonts w:ascii="Times New Roman" w:hAnsi="Times New Roman"/>
+              </w:rPr>
+            </w:pPr>
+            <w:r>
+              <w:rPr>
+                <w:rFonts w:ascii="Times New Roman" w:hAnsi="Times New Roman"/>
+              </w:rPr>
+              <w:t>1</w:t>
+            </w:r>
+          </w:p>
+        </w:tc>
+        <w:tc>
+          <w:tcPr>
+            <w:tcW w:w="1089" w:type="dxa"/>
+          </w:tcPr>
+          <w:p>
+            <w:pPr>
+              <w:pStyle w:val="aff"/>
+              <w:ind w:firstLine="0"/>
+              <w:jc w:val="center"/>
+              <w:rPr>
+                <w:rFonts w:ascii="Times New Roman" w:hAnsi="Times New Roman"/>
+              </w:rPr>
+            </w:pPr>
+            <w:r>
+              <w:rPr>
+                <w:rFonts w:ascii="Times New Roman" w:hAnsi="Times New Roman"/>
+              </w:rPr>
+              <w:t>3712</w:t>
+            </w:r>
+          </w:p>
+        </w:tc>
+        <w:tc>
+          <w:tcPr>
+            <w:tcW w:w="1089" w:type="dxa"/>
+          </w:tcPr>
+          <w:p>
+            <w:pPr>
+              <w:pStyle w:val="aff"/>
+              <w:ind w:firstLine="0"/>
+              <w:jc w:val="center"/>
+              <w:rPr>
+                <w:rFonts w:ascii="Times New Roman" w:hAnsi="Times New Roman"/>
+                <w:lang w:val="en-US"/>
+              </w:rPr>
+            </w:pPr>
+            <w:r>
+              <w:rPr>
+                <w:rFonts w:ascii="Times New Roman" w:hAnsi="Times New Roman"/>
+                <w:lang w:val="en-US"/>
+              </w:rPr>
+              <w:t>3280</w:t>
+            </w:r>
+          </w:p>
+        </w:tc>
+        <w:tc>
+          <w:tcPr>
+            <w:tcW w:w="1089" w:type="dxa"/>
+          </w:tcPr>
+          <w:p>
+            <w:pPr>
+              <w:pStyle w:val="aff"/>
+              <w:ind w:firstLine="0"/>
+              <w:jc w:val="center"/>
+              <w:rPr>
+                <w:rFonts w:ascii="Times New Roman" w:hAnsi="Times New Roman"/>
+              </w:rPr>
+            </w:pPr>
+            <w:r>
+              <w:rPr>
+                <w:rFonts w:ascii="Times New Roman" w:hAnsi="Times New Roman"/>
+                <w:lang w:val="en-US"/>
+              </w:rPr>
+              <w:t>4124</w:t>
+            </w:r>
+          </w:p>
+        </w:tc>
+        <w:tc>
+          <w:tcPr>
+            <w:tcW w:w="1327" w:type="dxa"/>
+          </w:tcPr>
+          <w:p>
+            <w:pPr>
+              <w:pStyle w:val="aff"/>
+              <w:ind w:firstLine="0"/>
+              <w:jc w:val="center"/>
+              <w:rPr>
+                <w:rFonts w:ascii="Times New Roman" w:hAnsi="Times New Roman"/>
+                <w:lang w:val="en-US"/>
+              </w:rPr>
+            </w:pPr>
+            <w:r>
+              <w:rPr>
+                <w:rFonts w:ascii="Times New Roman" w:hAnsi="Times New Roman"/>
+                <w:lang w:val="en-US"/>
+              </w:rPr>
+              <w:t>4203</w:t>
+            </w:r>
+          </w:p>
+        </w:tc>
+        <w:tc>
+          <w:tcPr>
+            <w:tcW w:w="1760" w:type="dxa"/>
+          </w:tcPr>
+          <w:p>
+            <w:pPr>
+              <w:pStyle w:val="aff"/>
+              <w:ind w:firstLine="0"/>
+              <w:jc w:val="center"/>
+              <w:rPr>
+                <w:rFonts w:ascii="Times New Roman" w:hAnsi="Times New Roman"/>
+                <w:lang w:val="en-US"/>
+              </w:rPr>
+            </w:pPr>
+            <w:r>
+              <w:rPr>
+                <w:rFonts w:ascii="Times New Roman" w:hAnsi="Times New Roman"/>
+                <w:lang w:val="en-US"/>
+              </w:rPr>
+              <w:t>3098</w:t>
+            </w:r>
+          </w:p>
+        </w:tc>
+      </w:tr>
+      <w:tr>
+        <w:tc>
+          <w:tcPr>
+            <w:tcW w:w="1617" w:type="dxa"/>
+          </w:tcPr>
+          <w:p>
+            <w:pPr>
+              <w:pStyle w:val="aff"/>
+              <w:spacing w:line="240" w:lineRule="auto"/>
+              <w:ind w:firstLine="0"/>
+              <w:rPr>
+                <w:rFonts w:ascii="Times New Roman" w:hAnsi="Times New Roman"/>
+              </w:rPr>
+            </w:pPr>
+            <w:r>
+              <w:rPr>
+                <w:rFonts w:ascii="Times New Roman" w:hAnsi="Times New Roman"/>
+              </w:rPr>
+              <w:t>Рейтинг, 5-тибалльная шкала</w:t>
+            </w:r>
+          </w:p>
+        </w:tc>
+        <w:tc>
+          <w:tcPr>
+            <w:tcW w:w="1385" w:type="dxa"/>
+          </w:tcPr>
+          <w:p>
+            <w:pPr>
+              <w:pStyle w:val="aff"/>
+              <w:ind w:firstLine="0"/>
+              <w:jc w:val="center"/>
+              <w:rPr>
+                <w:rFonts w:ascii="Times New Roman" w:hAnsi="Times New Roman"/>
+              </w:rPr>
+            </w:pPr>
+            <w:r>
+              <w:rPr>
+                <w:rFonts w:ascii="Times New Roman" w:hAnsi="Times New Roman"/>
+              </w:rPr>
+              <w:t>3</w:t>
+            </w:r>
+          </w:p>
+        </w:tc>
+        <w:tc>
+          <w:tcPr>
+            <w:tcW w:w="1089" w:type="dxa"/>
+          </w:tcPr>
+          <w:p>
+            <w:pPr>
+              <w:pStyle w:val="aff"/>
+              <w:ind w:firstLine="0"/>
+              <w:jc w:val="center"/>
+              <w:rPr>
+                <w:rFonts w:ascii="Times New Roman" w:hAnsi="Times New Roman"/>
+              </w:rPr>
+            </w:pPr>
+            <w:r>
+              <w:rPr>
+                <w:rFonts w:ascii="Times New Roman" w:hAnsi="Times New Roman"/>
+              </w:rPr>
+              <w:t>4,96</w:t>
+            </w:r>
+          </w:p>
+        </w:tc>
+        <w:tc>
+          <w:tcPr>
+            <w:tcW w:w="1089" w:type="dxa"/>
+          </w:tcPr>
+          <w:p>
+            <w:pPr>
+              <w:pStyle w:val="aff"/>
+              <w:ind w:firstLine="0"/>
+              <w:jc w:val="center"/>
+              <w:rPr>
+                <w:rFonts w:ascii="Times New Roman" w:hAnsi="Times New Roman"/>
+              </w:rPr>
+            </w:pPr>
+            <w:r>
+              <w:rPr>
+                <w:rFonts w:ascii="Times New Roman" w:hAnsi="Times New Roman"/>
+              </w:rPr>
+              <w:t>4,94</w:t>
+            </w:r>
+          </w:p>
+        </w:tc>
+        <w:tc>
+          <w:tcPr>
+            <w:tcW w:w="1089" w:type="dxa"/>
+          </w:tcPr>
+          <w:p>
+            <w:pPr>
+              <w:pStyle w:val="aff"/>
+              <w:ind w:firstLine="0"/>
+              <w:jc w:val="center"/>
+              <w:rPr>
+                <w:rFonts w:ascii="Times New Roman" w:hAnsi="Times New Roman"/>
+              </w:rPr>
+            </w:pPr>
+            <w:r>
+              <w:rPr>
+                <w:rFonts w:ascii="Times New Roman" w:hAnsi="Times New Roman"/>
+              </w:rPr>
+              <w:t>4,9</w:t>
+            </w:r>
+          </w:p>
+        </w:tc>
+        <w:tc>
+          <w:tcPr>
+            <w:tcW w:w="1327" w:type="dxa"/>
+          </w:tcPr>
+          <w:p>
+            <w:pPr>
+              <w:pStyle w:val="aff"/>
+              <w:ind w:firstLine="0"/>
+              <w:jc w:val="center"/>
+              <w:rPr>
+                <w:rFonts w:ascii="Times New Roman" w:hAnsi="Times New Roman"/>
+                <w:lang w:val="en-US"/>
+              </w:rPr>
+            </w:pPr>
+            <w:r>
+              <w:rPr>
+                <w:rFonts w:ascii="Times New Roman" w:hAnsi="Times New Roman"/>
+                <w:lang w:val="en-US"/>
+              </w:rPr>
+              <w:t>5</w:t>
+            </w:r>
+          </w:p>
+        </w:tc>
+        <w:tc>
+          <w:tcPr>
+            <w:tcW w:w="1760" w:type="dxa"/>
+          </w:tcPr>
+          <w:p>
+            <w:pPr>
+              <w:pStyle w:val="aff"/>
+              <w:ind w:firstLine="0"/>
+              <w:jc w:val="center"/>
+              <w:rPr>
+                <w:rFonts w:ascii="Times New Roman" w:hAnsi="Times New Roman"/>
+                <w:lang w:val="en-US"/>
+              </w:rPr>
+            </w:pPr>
+            <w:r>
+              <w:rPr>
+                <w:rFonts w:ascii="Times New Roman" w:hAnsi="Times New Roman"/>
+                <w:lang w:val="en-US"/>
+              </w:rPr>
+              <w:t>4,83</w:t>
+            </w:r>
+          </w:p>
+        </w:tc>
+      </w:tr>
+    </w:tbl>
+    <w:p>
+      <w:pPr>
+        <w:pStyle w:val="aff"/>
+        <w:spacing w:before="300"/>
+      </w:pPr>
+      <w:r>
+        <w:t xml:space="preserve">Объект 1 </w:t>
+      </w:r>
+      <w:proofErr w:type="spellStart"/>
+      <w:r>
+        <w:t>vs</w:t>
+      </w:r>
+      <w:proofErr w:type="spellEnd"/>
+      <w:r>
+        <w:t xml:space="preserve"> Объект 2: в 1,18 раза лучше.</w:t>
+      </w:r>
+      <w:r>
+        <w:t xml:space="preserve"> </w:t>
+      </w:r>
+      <w:r>
+        <w:t xml:space="preserve">Объект 1 </w:t>
+      </w:r>
+      <w:proofErr w:type="spellStart"/>
+      <w:r>
+        <w:t>vs</w:t>
+      </w:r>
+      <w:proofErr w:type="spellEnd"/>
+      <w:r>
+        <w:t xml:space="preserve"> Объект 3: в 1,86 раза лучше.</w:t>
+      </w:r>
+      <w:r>
+        <w:t xml:space="preserve"> </w:t>
+      </w:r>
+      <w:r>
+        <w:t xml:space="preserve">Объект 2 </w:t>
+      </w:r>
+      <w:proofErr w:type="spellStart"/>
+      <w:r>
+        <w:t>vs</w:t>
+      </w:r>
+      <w:proofErr w:type="spellEnd"/>
+      <w:r>
+        <w:t xml:space="preserve"> Объект 3: в 1,57 раза лучше</w:t>
+      </w:r>
+      <w:r>
+        <w:t xml:space="preserve">. </w:t>
+      </w:r>
+      <w:r>
+        <w:t>Объект 2 лучше Объекта 1: в 2,91 раза</w:t>
+      </w:r>
+      <w:r>
+        <w:t xml:space="preserve">. </w:t>
+      </w:r>
+      <w:r>
+        <w:t>Объект 3 лучше Объекта 1: в 1,85 раза</w:t>
+      </w:r>
+      <w:r>
+        <w:t>.</w:t>
+      </w:r>
+    </w:p>
+    <w:p>
+      <w:pPr>
+        <w:pStyle w:val="aff"/>
+      </w:pPr>
+      <w:r>
+        <w:t xml:space="preserve">Вычислим </w:t>
+      </w:r>
+      <w:r>
+        <w:t>нормированные значения</w:t>
+      </w:r>
+      <w:r>
+        <w:t>, получ</w:t>
+      </w:r>
+      <w:r>
+        <w:t>енные</w:t>
+      </w:r>
+      <w:r>
+        <w:t xml:space="preserve"> результат</w:t>
+      </w:r>
+      <w:r>
+        <w:t>ы представим в таблице 5</w:t>
+      </w:r>
+      <w:r>
+        <w:t xml:space="preserve">. Вычислено в </w:t>
+      </w:r>
+      <w:r>
+        <w:rPr>
+          <w:lang w:val="en-US"/>
+        </w:rPr>
+        <w:t>Microsoft</w:t>
+      </w:r>
+      <w:r>
+        <w:t xml:space="preserve"> </w:t>
+      </w:r>
+      <w:r>
+        <w:rPr>
+          <w:lang w:val="en-US"/>
+        </w:rPr>
+        <w:t>Excel</w:t>
+      </w:r>
+      <w:r>
+        <w:t xml:space="preserve"> </w:t>
+      </w:r>
+      <w:r>
+        <w:t>по формуле</w:t>
+      </w:r>
+      <w:r>
+        <w:t>.</w:t>
+      </w:r>
+    </w:p>
+    <w:p>
+      <w:pPr>
+        <w:pStyle w:val="aff"/>
+        <w:ind w:firstLine="0"/>
+      </w:pPr>
+      <w:r>
+        <w:t>Т</w:t>
+      </w:r>
+      <w:r>
+        <w:t>аблица 5 – Полученные значения</w:t>
       </w:r>
     </w:p>
     <w:tbl>
       <w:tblPr>
         <w:tblStyle w:val="a8"/>
         <w:tblW w:w="0" w:type="auto"/>
-        <w:tblInd w:w="456" w:type="dxa"/>
         <w:tblLook w:val="04A0" w:firstRow="1" w:lastRow="0" w:firstColumn="1" w:lastColumn="0" w:noHBand="0" w:noVBand="1"/>
       </w:tblPr>
       <w:tblGrid>
-        <w:gridCol w:w="3256"/>
-        <w:gridCol w:w="1439"/>
-        <w:gridCol w:w="1439"/>
-        <w:gridCol w:w="1439"/>
+        <w:gridCol w:w="1869"/>
+        <w:gridCol w:w="1869"/>
+        <w:gridCol w:w="1869"/>
+        <w:gridCol w:w="1869"/>
+        <w:gridCol w:w="1869"/>
       </w:tblGrid>
       <w:tr>
         <w:tc>
           <w:tcPr>
-            <w:tcW w:w="3256" w:type="dxa"/>
-          </w:tcPr>
-          <w:p>
-            <w:pPr>
-              <w:pStyle w:val="aff"/>
-              <w:ind w:firstLine="0"/>
-              <w:jc w:val="center"/>
-              <w:rPr>
-                <w:rFonts w:ascii="Times New Roman" w:hAnsi="Times New Roman"/>
-              </w:rPr>
-            </w:pPr>
-            <w:r>
-              <w:rPr>
-                <w:rFonts w:ascii="Times New Roman" w:hAnsi="Times New Roman"/>
-              </w:rPr>
-              <w:t>Свойство</w:t>
-            </w:r>
-          </w:p>
-        </w:tc>
-        <w:tc>
-          <w:tcPr>
-            <w:tcW w:w="1439" w:type="dxa"/>
-          </w:tcPr>
-          <w:p>
-            <w:pPr>
-              <w:pStyle w:val="aff"/>
+            <w:tcW w:w="1869" w:type="dxa"/>
+          </w:tcPr>
+          <w:p>
+            <w:pPr>
+              <w:pStyle w:val="aff"/>
+              <w:spacing w:line="240" w:lineRule="auto"/>
+              <w:ind w:firstLine="0"/>
+              <w:jc w:val="center"/>
+              <w:rPr>
+                <w:rFonts w:ascii="Times New Roman" w:hAnsi="Times New Roman"/>
+              </w:rPr>
+            </w:pPr>
+            <w:r>
+              <w:rPr>
+                <w:rFonts w:ascii="Times New Roman" w:hAnsi="Times New Roman"/>
+              </w:rPr>
+              <w:t>Критерий</w:t>
+            </w:r>
+          </w:p>
+        </w:tc>
+        <w:tc>
+          <w:tcPr>
+            <w:tcW w:w="1869" w:type="dxa"/>
+            <w:tcBorders>
+              <w:bottom w:val="single" w:sz="4" w:space="0" w:color="auto"/>
+            </w:tcBorders>
+          </w:tcPr>
+          <w:p>
+            <w:pPr>
+              <w:pStyle w:val="aff"/>
+              <w:spacing w:line="240" w:lineRule="auto"/>
+              <w:ind w:firstLine="0"/>
+              <w:jc w:val="center"/>
+              <w:rPr>
+                <w:rFonts w:ascii="Times New Roman" w:hAnsi="Times New Roman"/>
+                <w:lang w:val="en-US"/>
+              </w:rPr>
+            </w:pPr>
+            <w:r>
+              <w:rPr>
+                <w:rFonts w:ascii="Times New Roman" w:hAnsi="Times New Roman"/>
+              </w:rPr>
+              <w:t xml:space="preserve">Вес. </w:t>
+            </w:r>
+            <w:proofErr w:type="spellStart"/>
+            <w:r>
+              <w:rPr>
+                <w:rFonts w:ascii="Times New Roman" w:hAnsi="Times New Roman"/>
+              </w:rPr>
+              <w:t>к</w:t>
+            </w:r>
+            <w:r>
+              <w:rPr>
+                <w:rFonts w:ascii="Times New Roman" w:hAnsi="Times New Roman"/>
+              </w:rPr>
+              <w:t>оэфф</w:t>
+            </w:r>
+            <w:proofErr w:type="spellEnd"/>
+            <w:r>
+              <w:rPr>
+                <w:rFonts w:ascii="Times New Roman" w:hAnsi="Times New Roman"/>
+              </w:rPr>
+              <w:t>.</w:t>
+            </w:r>
+            <w:r>
+              <w:rPr>
+                <w:rFonts w:ascii="Times New Roman" w:hAnsi="Times New Roman"/>
+                <w:lang w:val="en-US"/>
+              </w:rPr>
+              <w:t>,</w:t>
+            </w:r>
+            <w:r>
+              <w:rPr>
+                <w:rFonts w:ascii="Times New Roman" w:hAnsi="Times New Roman"/>
+              </w:rPr>
+              <w:t xml:space="preserve"> </w:t>
+            </w:r>
+            <w:r>
+              <w:rPr>
+                <w:rFonts w:ascii="Times New Roman" w:hAnsi="Times New Roman"/>
+                <w:lang w:val="en-US"/>
+              </w:rPr>
+              <w:t>v</w:t>
+            </w:r>
+          </w:p>
+        </w:tc>
+        <w:tc>
+          <w:tcPr>
+            <w:tcW w:w="1869" w:type="dxa"/>
+            <w:tcBorders>
+              <w:bottom w:val="single" w:sz="4" w:space="0" w:color="auto"/>
+            </w:tcBorders>
+          </w:tcPr>
+          <w:p>
+            <w:pPr>
+              <w:pStyle w:val="aff"/>
+              <w:spacing w:line="240" w:lineRule="auto"/>
               <w:ind w:firstLine="0"/>
               <w:jc w:val="center"/>
               <w:rPr>
@@ -1831,11 +2822,15 @@
         </w:tc>
         <w:tc>
           <w:tcPr>
-            <w:tcW w:w="1439" w:type="dxa"/>
-          </w:tcPr>
-          <w:p>
-            <w:pPr>
-              <w:pStyle w:val="aff"/>
+            <w:tcW w:w="1869" w:type="dxa"/>
+            <w:tcBorders>
+              <w:bottom w:val="single" w:sz="4" w:space="0" w:color="auto"/>
+            </w:tcBorders>
+          </w:tcPr>
+          <w:p>
+            <w:pPr>
+              <w:pStyle w:val="aff"/>
+              <w:spacing w:line="240" w:lineRule="auto"/>
               <w:ind w:firstLine="0"/>
               <w:jc w:val="center"/>
               <w:rPr>
@@ -1852,11 +2847,15 @@
         </w:tc>
         <w:tc>
           <w:tcPr>
-            <w:tcW w:w="1439" w:type="dxa"/>
-          </w:tcPr>
-          <w:p>
-            <w:pPr>
-              <w:pStyle w:val="aff"/>
+            <w:tcW w:w="1869" w:type="dxa"/>
+            <w:tcBorders>
+              <w:bottom w:val="single" w:sz="4" w:space="0" w:color="auto"/>
+            </w:tcBorders>
+          </w:tcPr>
+          <w:p>
+            <w:pPr>
+              <w:pStyle w:val="aff"/>
+              <w:spacing w:line="240" w:lineRule="auto"/>
               <w:ind w:firstLine="0"/>
               <w:jc w:val="center"/>
               <w:rPr>
@@ -1873,14 +2872,16 @@
         </w:tc>
       </w:tr>
       <w:tr>
-        <w:tc>
-          <w:tcPr>
-            <w:tcW w:w="3256" w:type="dxa"/>
-          </w:tcPr>
-          <w:p>
-            <w:pPr>
-              <w:pStyle w:val="aff"/>
-              <w:spacing w:line="240" w:lineRule="auto"/>
+        <w:trPr>
+          <w:trHeight w:val="341"/>
+        </w:trPr>
+        <w:tc>
+          <w:tcPr>
+            <w:tcW w:w="1869" w:type="dxa"/>
+          </w:tcPr>
+          <w:p>
+            <w:pPr>
+              <w:pStyle w:val="aff"/>
               <w:ind w:firstLine="0"/>
               <w:rPr>
                 <w:rFonts w:ascii="Times New Roman" w:hAnsi="Times New Roman"/>
@@ -1896,64 +2897,112 @@
         </w:tc>
         <w:tc>
           <w:tcPr>
-            <w:tcW w:w="1439" w:type="dxa"/>
-          </w:tcPr>
-          <w:p>
-            <w:pPr>
-              <w:pStyle w:val="aff"/>
-              <w:ind w:firstLine="0"/>
-              <w:jc w:val="center"/>
-              <w:rPr>
-                <w:rFonts w:ascii="Times New Roman" w:hAnsi="Times New Roman"/>
-              </w:rPr>
-            </w:pPr>
-            <w:r>
-              <w:rPr>
-                <w:rFonts w:ascii="Times New Roman" w:hAnsi="Times New Roman"/>
-              </w:rPr>
-              <w:t>1733</w:t>
-            </w:r>
-          </w:p>
-        </w:tc>
-        <w:tc>
-          <w:tcPr>
-            <w:tcW w:w="1439" w:type="dxa"/>
-          </w:tcPr>
-          <w:p>
-            <w:pPr>
-              <w:pStyle w:val="aff"/>
-              <w:ind w:firstLine="0"/>
-              <w:jc w:val="center"/>
-              <w:rPr>
-                <w:rFonts w:ascii="Times New Roman" w:hAnsi="Times New Roman"/>
-              </w:rPr>
-            </w:pPr>
-            <w:r>
-              <w:rPr>
-                <w:rFonts w:ascii="Times New Roman" w:hAnsi="Times New Roman"/>
-              </w:rPr>
-              <w:t>4037</w:t>
-            </w:r>
-          </w:p>
-        </w:tc>
-        <w:tc>
-          <w:tcPr>
-            <w:tcW w:w="1439" w:type="dxa"/>
-          </w:tcPr>
-          <w:p>
-            <w:pPr>
-              <w:pStyle w:val="aff"/>
-              <w:ind w:firstLine="0"/>
-              <w:jc w:val="center"/>
-              <w:rPr>
-                <w:rFonts w:ascii="Times New Roman" w:hAnsi="Times New Roman"/>
-              </w:rPr>
-            </w:pPr>
-            <w:r>
-              <w:rPr>
-                <w:rFonts w:ascii="Times New Roman" w:hAnsi="Times New Roman"/>
-              </w:rPr>
-              <w:t>2908</w:t>
+            <w:tcW w:w="1869" w:type="dxa"/>
+            <w:tcBorders>
+              <w:bottom w:val="single" w:sz="4" w:space="0" w:color="auto"/>
+            </w:tcBorders>
+            <w:vAlign w:val="center"/>
+          </w:tcPr>
+          <w:p>
+            <w:pPr>
+              <w:pStyle w:val="aff"/>
+              <w:ind w:firstLine="0"/>
+              <w:jc w:val="center"/>
+              <w:rPr>
+                <w:rFonts w:ascii="Times New Roman" w:hAnsi="Times New Roman"/>
+              </w:rPr>
+            </w:pPr>
+            <w:r>
+              <w:rPr>
+                <w:rFonts w:ascii="Times New Roman" w:hAnsi="Times New Roman"/>
+                <w:color w:val="000000"/>
+                <w:szCs w:val="28"/>
+              </w:rPr>
+              <w:t>0,6</w:t>
+            </w:r>
+          </w:p>
+        </w:tc>
+        <w:tc>
+          <w:tcPr>
+            <w:tcW w:w="1869" w:type="dxa"/>
+            <w:tcBorders>
+              <w:bottom w:val="single" w:sz="4" w:space="0" w:color="auto"/>
+            </w:tcBorders>
+            <w:vAlign w:val="center"/>
+          </w:tcPr>
+          <w:p>
+            <w:pPr>
+              <w:pStyle w:val="aff"/>
+              <w:ind w:firstLine="0"/>
+              <w:jc w:val="center"/>
+              <w:rPr>
+                <w:rFonts w:ascii="Times New Roman" w:hAnsi="Times New Roman"/>
+                <w:szCs w:val="28"/>
+              </w:rPr>
+            </w:pPr>
+            <w:r>
+              <w:rPr>
+                <w:rFonts w:ascii="Times New Roman" w:hAnsi="Times New Roman"/>
+                <w:color w:val="000000"/>
+                <w:szCs w:val="28"/>
+              </w:rPr>
+              <w:t>0,012035</w:t>
+            </w:r>
+          </w:p>
+        </w:tc>
+        <w:tc>
+          <w:tcPr>
+            <w:tcW w:w="1869" w:type="dxa"/>
+            <w:tcBorders>
+              <w:bottom w:val="single" w:sz="4" w:space="0" w:color="auto"/>
+            </w:tcBorders>
+            <w:vAlign w:val="center"/>
+          </w:tcPr>
+          <w:p>
+            <w:pPr>
+              <w:pStyle w:val="aff"/>
+              <w:ind w:firstLine="0"/>
+              <w:jc w:val="center"/>
+              <w:rPr>
+                <w:rFonts w:ascii="Times New Roman" w:hAnsi="Times New Roman"/>
+                <w:szCs w:val="28"/>
+              </w:rPr>
+            </w:pPr>
+            <w:r>
+              <w:rPr>
+                <w:rFonts w:ascii="Times New Roman" w:hAnsi="Times New Roman"/>
+                <w:color w:val="000000"/>
+                <w:szCs w:val="28"/>
+              </w:rPr>
+              <w:t>0,878539</w:t>
+            </w:r>
+          </w:p>
+        </w:tc>
+        <w:tc>
+          <w:tcPr>
+            <w:tcW w:w="1869" w:type="dxa"/>
+            <w:tcBorders>
+              <w:bottom w:val="single" w:sz="4" w:space="0" w:color="auto"/>
+            </w:tcBorders>
+            <w:vAlign w:val="center"/>
+          </w:tcPr>
+          <w:p>
+            <w:pPr>
+              <w:pStyle w:val="aff"/>
+              <w:ind w:firstLine="0"/>
+              <w:jc w:val="center"/>
+              <w:rPr>
+                <w:rFonts w:ascii="Times New Roman" w:hAnsi="Times New Roman"/>
+                <w:szCs w:val="28"/>
+              </w:rPr>
+            </w:pPr>
+            <w:r>
+              <w:rPr>
+                <w:rFonts w:ascii="Times New Roman" w:hAnsi="Times New Roman"/>
+                <w:color w:val="000000"/>
+                <w:szCs w:val="28"/>
+              </w:rPr>
+              <w:t>0,453937</w:t>
             </w:r>
           </w:p>
         </w:tc>
@@ -1961,101 +3010,152 @@
       <w:tr>
         <w:tc>
           <w:tcPr>
-            <w:tcW w:w="3256" w:type="dxa"/>
-          </w:tcPr>
-          <w:p>
-            <w:pPr>
-              <w:pStyle w:val="aff"/>
-              <w:spacing w:line="240" w:lineRule="auto"/>
-              <w:ind w:firstLine="0"/>
-              <w:rPr>
-                <w:rFonts w:ascii="Times New Roman" w:hAnsi="Times New Roman"/>
-              </w:rPr>
-            </w:pPr>
-            <w:r>
-              <w:rPr>
-                <w:rFonts w:ascii="Times New Roman" w:hAnsi="Times New Roman"/>
-              </w:rPr>
-              <w:t>Количество страниц, шт.</w:t>
-            </w:r>
-          </w:p>
-        </w:tc>
-        <w:tc>
-          <w:tcPr>
-            <w:tcW w:w="1439" w:type="dxa"/>
-          </w:tcPr>
-          <w:p>
-            <w:pPr>
-              <w:pStyle w:val="aff"/>
-              <w:ind w:firstLine="0"/>
-              <w:jc w:val="center"/>
-              <w:rPr>
-                <w:rFonts w:ascii="Times New Roman" w:hAnsi="Times New Roman"/>
-              </w:rPr>
-            </w:pPr>
-            <w:r>
-              <w:rPr>
-                <w:rFonts w:ascii="Times New Roman" w:hAnsi="Times New Roman"/>
-              </w:rPr>
-              <w:t>3712</w:t>
-            </w:r>
-          </w:p>
-        </w:tc>
-        <w:tc>
-          <w:tcPr>
-            <w:tcW w:w="1439" w:type="dxa"/>
-          </w:tcPr>
-          <w:p>
-            <w:pPr>
-              <w:pStyle w:val="aff"/>
-              <w:ind w:firstLine="0"/>
-              <w:jc w:val="center"/>
-              <w:rPr>
-                <w:rFonts w:ascii="Times New Roman" w:hAnsi="Times New Roman"/>
-                <w:lang w:val="en-US"/>
-              </w:rPr>
-            </w:pPr>
-            <w:r>
-              <w:rPr>
-                <w:rFonts w:ascii="Times New Roman" w:hAnsi="Times New Roman"/>
-                <w:lang w:val="en-US"/>
-              </w:rPr>
-              <w:t>3280</w:t>
-            </w:r>
-          </w:p>
-        </w:tc>
-        <w:tc>
-          <w:tcPr>
-            <w:tcW w:w="1439" w:type="dxa"/>
-          </w:tcPr>
-          <w:p>
-            <w:pPr>
-              <w:pStyle w:val="aff"/>
-              <w:ind w:firstLine="0"/>
-              <w:jc w:val="center"/>
-              <w:rPr>
-                <w:rFonts w:ascii="Times New Roman" w:hAnsi="Times New Roman"/>
-              </w:rPr>
-            </w:pPr>
-            <w:r>
-              <w:rPr>
-                <w:rFonts w:ascii="Times New Roman" w:hAnsi="Times New Roman"/>
-                <w:lang w:val="en-US"/>
-              </w:rPr>
-              <w:t>4124</w:t>
+            <w:tcW w:w="1869" w:type="dxa"/>
+          </w:tcPr>
+          <w:p>
+            <w:pPr>
+              <w:pStyle w:val="aff"/>
+              <w:ind w:firstLine="0"/>
+              <w:rPr>
+                <w:rFonts w:ascii="Times New Roman" w:hAnsi="Times New Roman"/>
+              </w:rPr>
+            </w:pPr>
+            <w:r>
+              <w:rPr>
+                <w:rFonts w:ascii="Times New Roman" w:hAnsi="Times New Roman"/>
+              </w:rPr>
+              <w:lastRenderedPageBreak/>
+              <w:t>Кол-во страниц, шт.</w:t>
+            </w:r>
+          </w:p>
+        </w:tc>
+        <w:tc>
+          <w:tcPr>
+            <w:tcW w:w="1869" w:type="dxa"/>
+            <w:tcBorders>
+              <w:top w:val="single" w:sz="4" w:space="0" w:color="auto"/>
+              <w:bottom w:val="single" w:sz="4" w:space="0" w:color="auto"/>
+            </w:tcBorders>
+            <w:vAlign w:val="center"/>
+          </w:tcPr>
+          <w:p>
+            <w:pPr>
+              <w:pStyle w:val="aff"/>
+              <w:ind w:firstLine="0"/>
+              <w:jc w:val="center"/>
+              <w:rPr>
+                <w:rFonts w:ascii="Times New Roman" w:hAnsi="Times New Roman"/>
+              </w:rPr>
+            </w:pPr>
+            <w:r>
+              <w:rPr>
+                <w:rFonts w:ascii="Times New Roman" w:hAnsi="Times New Roman"/>
+                <w:color w:val="000000"/>
+                <w:szCs w:val="28"/>
+              </w:rPr>
+              <w:t>0,1</w:t>
+            </w:r>
+          </w:p>
+        </w:tc>
+        <w:tc>
+          <w:tcPr>
+            <w:tcW w:w="1869" w:type="dxa"/>
+            <w:tcBorders>
+              <w:top w:val="single" w:sz="4" w:space="0" w:color="auto"/>
+              <w:bottom w:val="single" w:sz="4" w:space="0" w:color="auto"/>
+            </w:tcBorders>
+            <w:vAlign w:val="center"/>
+          </w:tcPr>
+          <w:p>
+            <w:pPr>
+              <w:pStyle w:val="aff"/>
+              <w:ind w:firstLine="0"/>
+              <w:jc w:val="center"/>
+              <w:rPr>
+                <w:rFonts w:ascii="Times New Roman" w:hAnsi="Times New Roman"/>
+                <w:szCs w:val="28"/>
+              </w:rPr>
+            </w:pPr>
+            <w:r>
+              <w:rPr>
+                <w:rFonts w:ascii="Times New Roman" w:hAnsi="Times New Roman"/>
+                <w:color w:val="000000"/>
+                <w:szCs w:val="28"/>
+              </w:rPr>
+              <w:t>0,555656</w:t>
+            </w:r>
+          </w:p>
+        </w:tc>
+        <w:tc>
+          <w:tcPr>
+            <w:tcW w:w="1869" w:type="dxa"/>
+            <w:tcBorders>
+              <w:top w:val="single" w:sz="4" w:space="0" w:color="auto"/>
+              <w:bottom w:val="single" w:sz="4" w:space="0" w:color="auto"/>
+            </w:tcBorders>
+            <w:vAlign w:val="center"/>
+          </w:tcPr>
+          <w:p>
+            <w:pPr>
+              <w:pStyle w:val="aff"/>
+              <w:ind w:firstLine="0"/>
+              <w:jc w:val="center"/>
+              <w:rPr>
+                <w:rFonts w:ascii="Times New Roman" w:hAnsi="Times New Roman"/>
+                <w:szCs w:val="28"/>
+              </w:rPr>
+            </w:pPr>
+            <w:r>
+              <w:rPr>
+                <w:rFonts w:ascii="Times New Roman" w:hAnsi="Times New Roman"/>
+                <w:color w:val="000000"/>
+                <w:szCs w:val="28"/>
+              </w:rPr>
+              <w:t>0,164706</w:t>
+            </w:r>
+          </w:p>
+        </w:tc>
+        <w:tc>
+          <w:tcPr>
+            <w:tcW w:w="1869" w:type="dxa"/>
+            <w:tcBorders>
+              <w:top w:val="single" w:sz="4" w:space="0" w:color="auto"/>
+              <w:bottom w:val="single" w:sz="4" w:space="0" w:color="auto"/>
+            </w:tcBorders>
+            <w:vAlign w:val="center"/>
+          </w:tcPr>
+          <w:p>
+            <w:pPr>
+              <w:pStyle w:val="aff"/>
+              <w:ind w:firstLine="0"/>
+              <w:jc w:val="center"/>
+              <w:rPr>
+                <w:rFonts w:ascii="Times New Roman" w:hAnsi="Times New Roman"/>
+                <w:szCs w:val="28"/>
+              </w:rPr>
+            </w:pPr>
+            <w:r>
+              <w:rPr>
+                <w:rFonts w:ascii="Times New Roman" w:hAnsi="Times New Roman"/>
+                <w:color w:val="000000"/>
+                <w:szCs w:val="28"/>
+              </w:rPr>
+              <w:t>0,928507</w:t>
             </w:r>
           </w:p>
         </w:tc>
       </w:tr>
       <w:tr>
-        <w:tc>
-          <w:tcPr>
-            <w:tcW w:w="3256" w:type="dxa"/>
-          </w:tcPr>
-          <w:p>
-            <w:pPr>
-              <w:pStyle w:val="aff"/>
-              <w:spacing w:line="240" w:lineRule="auto"/>
+        <w:trPr>
+          <w:trHeight w:val="840"/>
+        </w:trPr>
+        <w:tc>
+          <w:tcPr>
+            <w:tcW w:w="1869" w:type="dxa"/>
+          </w:tcPr>
+          <w:p>
+            <w:pPr>
+              <w:pStyle w:val="aff"/>
               <w:ind w:firstLine="0"/>
               <w:rPr>
                 <w:rFonts w:ascii="Times New Roman" w:hAnsi="Times New Roman"/>
@@ -2071,82 +3171,113 @@
         </w:tc>
         <w:tc>
           <w:tcPr>
-            <w:tcW w:w="1439" w:type="dxa"/>
-          </w:tcPr>
-          <w:p>
-            <w:pPr>
-              <w:pStyle w:val="aff"/>
-              <w:ind w:firstLine="0"/>
-              <w:jc w:val="center"/>
-              <w:rPr>
-                <w:rFonts w:ascii="Times New Roman" w:hAnsi="Times New Roman"/>
-              </w:rPr>
-            </w:pPr>
-            <w:r>
-              <w:rPr>
-                <w:rFonts w:ascii="Times New Roman" w:hAnsi="Times New Roman"/>
-              </w:rPr>
-              <w:t>4,</w:t>
-            </w:r>
-            <w:r>
-              <w:rPr>
-                <w:rFonts w:ascii="Times New Roman" w:hAnsi="Times New Roman"/>
-              </w:rPr>
-              <w:t>96</w:t>
-            </w:r>
-          </w:p>
-        </w:tc>
-        <w:tc>
-          <w:tcPr>
-            <w:tcW w:w="1439" w:type="dxa"/>
-          </w:tcPr>
-          <w:p>
-            <w:pPr>
-              <w:pStyle w:val="aff"/>
-              <w:ind w:firstLine="0"/>
-              <w:jc w:val="center"/>
-              <w:rPr>
-                <w:rFonts w:ascii="Times New Roman" w:hAnsi="Times New Roman"/>
-              </w:rPr>
-            </w:pPr>
-            <w:r>
-              <w:rPr>
-                <w:rFonts w:ascii="Times New Roman" w:hAnsi="Times New Roman"/>
-              </w:rPr>
-              <w:t>4,</w:t>
-            </w:r>
-            <w:r>
-              <w:rPr>
-                <w:rFonts w:ascii="Times New Roman" w:hAnsi="Times New Roman"/>
-              </w:rPr>
-              <w:t>94</w:t>
-            </w:r>
-          </w:p>
-        </w:tc>
-        <w:tc>
-          <w:tcPr>
-            <w:tcW w:w="1439" w:type="dxa"/>
-          </w:tcPr>
-          <w:p>
-            <w:pPr>
-              <w:pStyle w:val="aff"/>
-              <w:ind w:firstLine="0"/>
-              <w:jc w:val="center"/>
-              <w:rPr>
-                <w:rFonts w:ascii="Times New Roman" w:hAnsi="Times New Roman"/>
-              </w:rPr>
-            </w:pPr>
-            <w:r>
-              <w:rPr>
-                <w:rFonts w:ascii="Times New Roman" w:hAnsi="Times New Roman"/>
-              </w:rPr>
-              <w:t>4</w:t>
-            </w:r>
-            <w:r>
-              <w:rPr>
-                <w:rFonts w:ascii="Times New Roman" w:hAnsi="Times New Roman"/>
-              </w:rPr>
-              <w:t>,9</w:t>
+            <w:tcW w:w="1869" w:type="dxa"/>
+            <w:tcBorders>
+              <w:top w:val="single" w:sz="4" w:space="0" w:color="auto"/>
+            </w:tcBorders>
+            <w:vAlign w:val="center"/>
+          </w:tcPr>
+          <w:p>
+            <w:pPr>
+              <w:pStyle w:val="aff"/>
+              <w:ind w:firstLine="0"/>
+              <w:jc w:val="center"/>
+              <w:rPr>
+                <w:rFonts w:ascii="Times New Roman" w:hAnsi="Times New Roman"/>
+                <w:lang w:val="en-US"/>
+              </w:rPr>
+            </w:pPr>
+            <w:r>
+              <w:rPr>
+                <w:rFonts w:ascii="Times New Roman" w:hAnsi="Times New Roman"/>
+                <w:color w:val="000000"/>
+                <w:szCs w:val="28"/>
+              </w:rPr>
+              <w:t>0,3</w:t>
+            </w:r>
+          </w:p>
+        </w:tc>
+        <w:tc>
+          <w:tcPr>
+            <w:tcW w:w="1869" w:type="dxa"/>
+            <w:tcBorders>
+              <w:top w:val="single" w:sz="4" w:space="0" w:color="auto"/>
+            </w:tcBorders>
+            <w:vAlign w:val="center"/>
+          </w:tcPr>
+          <w:p>
+            <w:pPr>
+              <w:pStyle w:val="aff"/>
+              <w:ind w:firstLine="0"/>
+              <w:jc w:val="center"/>
+              <w:rPr>
+                <w:rFonts w:ascii="Times New Roman" w:hAnsi="Times New Roman"/>
+                <w:szCs w:val="28"/>
+              </w:rPr>
+            </w:pPr>
+            <w:r>
+              <w:rPr>
+                <w:rFonts w:ascii="Times New Roman" w:hAnsi="Times New Roman"/>
+                <w:color w:val="000000"/>
+                <w:szCs w:val="28"/>
+              </w:rPr>
+              <w:t>0,764706</w:t>
+            </w:r>
+          </w:p>
+        </w:tc>
+        <w:tc>
+          <w:tcPr>
+            <w:tcW w:w="1869" w:type="dxa"/>
+            <w:tcBorders>
+              <w:top w:val="single" w:sz="4" w:space="0" w:color="auto"/>
+            </w:tcBorders>
+            <w:vAlign w:val="center"/>
+          </w:tcPr>
+          <w:p>
+            <w:pPr>
+              <w:pStyle w:val="aff"/>
+              <w:ind w:firstLine="0"/>
+              <w:jc w:val="center"/>
+              <w:rPr>
+                <w:rFonts w:ascii="Times New Roman" w:hAnsi="Times New Roman"/>
+                <w:szCs w:val="28"/>
+              </w:rPr>
+            </w:pPr>
+            <w:r>
+              <w:rPr>
+                <w:rFonts w:ascii="Times New Roman" w:hAnsi="Times New Roman"/>
+                <w:color w:val="000000"/>
+                <w:szCs w:val="28"/>
+              </w:rPr>
+              <w:t>0,647059</w:t>
+            </w:r>
+          </w:p>
+        </w:tc>
+        <w:tc>
+          <w:tcPr>
+            <w:tcW w:w="1869" w:type="dxa"/>
+            <w:tcBorders>
+              <w:top w:val="single" w:sz="4" w:space="0" w:color="auto"/>
+            </w:tcBorders>
+            <w:vAlign w:val="center"/>
+          </w:tcPr>
+          <w:p>
+            <w:pPr>
+              <w:pStyle w:val="aff"/>
+              <w:ind w:firstLine="0"/>
+              <w:jc w:val="center"/>
+              <w:rPr>
+                <w:rFonts w:ascii="Times New Roman" w:hAnsi="Times New Roman"/>
+                <w:szCs w:val="28"/>
+              </w:rPr>
+            </w:pPr>
+            <w:r>
+              <w:rPr>
+                <w:rFonts w:ascii="Times New Roman" w:hAnsi="Times New Roman"/>
+                <w:color w:val="000000"/>
+                <w:szCs w:val="28"/>
+              </w:rPr>
+              <w:t>0,411765</w:t>
             </w:r>
           </w:p>
         </w:tc>
@@ -2155,9 +3286,601 @@
     <w:p>
       <w:pPr>
         <w:pStyle w:val="aff"/>
+        <w:spacing w:before="200"/>
+      </w:pPr>
+      <w:r>
+        <w:rPr>
+          <w:noProof/>
+        </w:rPr>
+        <mc:AlternateContent>
+          <mc:Choice Requires="wps">
+            <w:drawing>
+              <wp:anchor distT="45720" distB="45720" distL="114300" distR="114300" simplePos="0" relativeHeight="251661312" behindDoc="0" locked="0" layoutInCell="1" allowOverlap="1" wp14:anchorId="3A684F5D" wp14:editId="7274DFA7">
+                <wp:simplePos x="0" y="0"/>
+                <wp:positionH relativeFrom="column">
+                  <wp:posOffset>-531439</wp:posOffset>
+                </wp:positionH>
+                <wp:positionV relativeFrom="paragraph">
+                  <wp:posOffset>-1827640</wp:posOffset>
+                </wp:positionV>
+                <wp:extent cx="5573864" cy="1404620"/>
+                <wp:effectExtent l="0" t="0" r="0" b="0"/>
+                <wp:wrapNone/>
+                <wp:docPr id="217" name="Надпись 2"/>
+                <wp:cNvGraphicFramePr>
+                  <a:graphicFrameLocks xmlns:a="http://schemas.openxmlformats.org/drawingml/2006/main"/>
+                </wp:cNvGraphicFramePr>
+                <a:graphic xmlns:a="http://schemas.openxmlformats.org/drawingml/2006/main">
+                  <a:graphicData uri="http://schemas.microsoft.com/office/word/2010/wordprocessingShape">
+                    <wps:wsp>
+                      <wps:cNvSpPr txBox="1">
+                        <a:spLocks noChangeArrowheads="1"/>
+                      </wps:cNvSpPr>
+                      <wps:spPr bwMode="auto">
+                        <a:xfrm>
+                          <a:off x="0" y="0"/>
+                          <a:ext cx="5573864" cy="1404620"/>
+                        </a:xfrm>
+                        <a:prstGeom prst="rect">
+                          <a:avLst/>
+                        </a:prstGeom>
+                        <a:noFill/>
+                        <a:ln w="9525">
+                          <a:noFill/>
+                          <a:miter lim="800000"/>
+                          <a:headEnd/>
+                          <a:tailEnd/>
+                        </a:ln>
+                      </wps:spPr>
+                      <wps:txbx>
+                        <w:txbxContent>
+                          <w:p>
+                            <w:r>
+                              <w:t>Окончание таблицы 5 – Полученные значения</w:t>
+                            </w:r>
+                          </w:p>
+                        </w:txbxContent>
+                      </wps:txbx>
+                      <wps:bodyPr rot="0" vert="horz" wrap="square" lIns="91440" tIns="45720" rIns="91440" bIns="45720" anchor="t" anchorCtr="0">
+                        <a:spAutoFit/>
+                      </wps:bodyPr>
+                    </wps:wsp>
+                  </a:graphicData>
+                </a:graphic>
+                <wp14:sizeRelH relativeFrom="margin">
+                  <wp14:pctWidth>0</wp14:pctWidth>
+                </wp14:sizeRelH>
+                <wp14:sizeRelV relativeFrom="margin">
+                  <wp14:pctHeight>0</wp14:pctHeight>
+                </wp14:sizeRelV>
+              </wp:anchor>
+            </w:drawing>
+          </mc:Choice>
+          <mc:Fallback>
+            <w:pict>
+              <v:shapetype w14:anchorId="3A684F5D" id="_x0000_t202" coordsize="21600,21600" o:spt="202" path="m,l,21600r21600,l21600,xe">
+                <v:stroke joinstyle="miter"/>
+                <v:path gradientshapeok="t" o:connecttype="rect"/>
+              </v:shapetype>
+              <v:shape id="Надпись 2" o:spid="_x0000_s1026" type="#_x0000_t202" style="position:absolute;left:0;text-align:left;margin-left:-41.85pt;margin-top:-143.9pt;width:438.9pt;height:110.6pt;z-index:251661312;visibility:visible;mso-wrap-style:square;mso-width-percent:0;mso-height-percent:0;mso-wrap-distance-left:9pt;mso-wrap-distance-top:3.6pt;mso-wrap-distance-right:9pt;mso-wrap-distance-bottom:3.6pt;mso-position-horizontal:absolute;mso-position-horizontal-relative:text;mso-position-vertical:absolute;mso-position-vertical-relative:text;mso-width-percent:0;mso-height-percent:0;mso-width-relative:margin;mso-height-relative:margin;v-text-anchor:top" o:gfxdata="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" filled="f" stroked="f">
+                <v:textbox style="mso-fit-shape-to-text:t">
+                  <w:txbxContent>
+                    <w:p>
+                      <w:r>
+                        <w:t>Окончание таблицы 5 – Полученные значения</w:t>
+                      </w:r>
+                    </w:p>
+                  </w:txbxContent>
+                </v:textbox>
+              </v:shape>
+            </w:pict>
+          </mc:Fallback>
+        </mc:AlternateContent>
+      </w:r>
+      <w:r>
+        <w:t>Представим оценки в таблиц</w:t>
+      </w:r>
+      <w:r>
+        <w:t>е 6. Результаты высчитаны по трём формулам.</w:t>
+      </w:r>
+    </w:p>
+    <w:p>
+      <w:pPr>
+        <w:pStyle w:val="aff"/>
+        <w:ind w:firstLine="0"/>
+      </w:pPr>
+      <w:r>
+        <w:t>Таблица 6 – Оценки критериев</w:t>
+      </w:r>
+    </w:p>
+    <w:tbl>
+      <w:tblPr>
+        <w:tblStyle w:val="a8"/>
+        <w:tblW w:w="0" w:type="auto"/>
+        <w:tblLook w:val="04A0" w:firstRow="1" w:lastRow="0" w:firstColumn="1" w:lastColumn="0" w:noHBand="0" w:noVBand="1"/>
+      </w:tblPr>
+      <w:tblGrid>
+        <w:gridCol w:w="2653"/>
+        <w:gridCol w:w="1796"/>
+        <w:gridCol w:w="1632"/>
+        <w:gridCol w:w="1632"/>
+        <w:gridCol w:w="1632"/>
+      </w:tblGrid>
+      <w:tr>
+        <w:tc>
+          <w:tcPr>
+            <w:tcW w:w="2653" w:type="dxa"/>
+          </w:tcPr>
+          <w:p>
+            <w:pPr>
+              <w:pStyle w:val="aff"/>
+              <w:ind w:firstLine="0"/>
+              <w:jc w:val="center"/>
+              <w:rPr>
+                <w:rFonts w:ascii="Times New Roman" w:hAnsi="Times New Roman"/>
+              </w:rPr>
+            </w:pPr>
+            <w:r>
+              <w:rPr>
+                <w:rFonts w:ascii="Times New Roman" w:hAnsi="Times New Roman"/>
+              </w:rPr>
+              <w:t>Критерий</w:t>
+            </w:r>
+          </w:p>
+        </w:tc>
+        <w:tc>
+          <w:tcPr>
+            <w:tcW w:w="1796" w:type="dxa"/>
+          </w:tcPr>
+          <w:p>
+            <w:pPr>
+              <w:pStyle w:val="aff"/>
+              <w:ind w:firstLine="0"/>
+              <w:jc w:val="center"/>
+              <w:rPr>
+                <w:rFonts w:ascii="Times New Roman" w:hAnsi="Times New Roman"/>
+              </w:rPr>
+            </w:pPr>
+            <w:r>
+              <w:rPr>
+                <w:rFonts w:ascii="Times New Roman" w:hAnsi="Times New Roman"/>
+              </w:rPr>
+              <w:t>Наилучший результат</w:t>
+            </w:r>
+          </w:p>
+        </w:tc>
+        <w:tc>
+          <w:tcPr>
+            <w:tcW w:w="1632" w:type="dxa"/>
+          </w:tcPr>
+          <w:p>
+            <w:pPr>
+              <w:pStyle w:val="aff"/>
+              <w:ind w:firstLine="0"/>
+              <w:jc w:val="center"/>
+              <w:rPr>
+                <w:rFonts w:ascii="Times New Roman" w:hAnsi="Times New Roman"/>
+              </w:rPr>
+            </w:pPr>
+            <w:r>
+              <w:rPr>
+                <w:rFonts w:ascii="Times New Roman" w:hAnsi="Times New Roman"/>
+              </w:rPr>
+              <w:t>Объект 1</w:t>
+            </w:r>
+          </w:p>
+        </w:tc>
+        <w:tc>
+          <w:tcPr>
+            <w:tcW w:w="1632" w:type="dxa"/>
+          </w:tcPr>
+          <w:p>
+            <w:pPr>
+              <w:pStyle w:val="aff"/>
+              <w:ind w:firstLine="0"/>
+              <w:jc w:val="center"/>
+              <w:rPr>
+                <w:rFonts w:ascii="Times New Roman" w:hAnsi="Times New Roman"/>
+              </w:rPr>
+            </w:pPr>
+            <w:r>
+              <w:rPr>
+                <w:rFonts w:ascii="Times New Roman" w:hAnsi="Times New Roman"/>
+              </w:rPr>
+              <w:t>Объект 2</w:t>
+            </w:r>
+          </w:p>
+        </w:tc>
+        <w:tc>
+          <w:tcPr>
+            <w:tcW w:w="1632" w:type="dxa"/>
+          </w:tcPr>
+          <w:p>
+            <w:pPr>
+              <w:pStyle w:val="aff"/>
+              <w:ind w:firstLine="0"/>
+              <w:jc w:val="center"/>
+              <w:rPr>
+                <w:rFonts w:ascii="Times New Roman" w:hAnsi="Times New Roman"/>
+              </w:rPr>
+            </w:pPr>
+            <w:r>
+              <w:rPr>
+                <w:rFonts w:ascii="Times New Roman" w:hAnsi="Times New Roman"/>
+              </w:rPr>
+              <w:t>Объект 3</w:t>
+            </w:r>
+          </w:p>
+        </w:tc>
+      </w:tr>
+      <w:tr>
+        <w:tc>
+          <w:tcPr>
+            <w:tcW w:w="2653" w:type="dxa"/>
+          </w:tcPr>
+          <w:p>
+            <w:pPr>
+              <w:pStyle w:val="aff"/>
+              <w:ind w:firstLine="0"/>
+              <w:jc w:val="left"/>
+              <w:rPr>
+                <w:rFonts w:ascii="Times New Roman" w:hAnsi="Times New Roman"/>
+              </w:rPr>
+            </w:pPr>
+            <w:r>
+              <w:rPr>
+                <w:rFonts w:ascii="Times New Roman" w:hAnsi="Times New Roman"/>
+              </w:rPr>
+              <w:t>Аддитивная свёртка</w:t>
+            </w:r>
+          </w:p>
+        </w:tc>
+        <w:tc>
+          <w:tcPr>
+            <w:tcW w:w="1796" w:type="dxa"/>
+            <w:vAlign w:val="center"/>
+          </w:tcPr>
+          <w:p>
+            <w:pPr>
+              <w:pStyle w:val="aff"/>
+              <w:ind w:firstLine="0"/>
+              <w:jc w:val="center"/>
+              <w:rPr>
+                <w:rFonts w:ascii="Times New Roman" w:hAnsi="Times New Roman"/>
+              </w:rPr>
+            </w:pPr>
+            <w:r>
+              <w:rPr>
+                <w:rFonts w:ascii="Times New Roman" w:hAnsi="Times New Roman"/>
+                <w:color w:val="000000"/>
+                <w:szCs w:val="28"/>
+              </w:rPr>
+              <w:t>Объект 2</w:t>
+            </w:r>
+          </w:p>
+        </w:tc>
+        <w:tc>
+          <w:tcPr>
+            <w:tcW w:w="1632" w:type="dxa"/>
+            <w:vAlign w:val="center"/>
+          </w:tcPr>
+          <w:p>
+            <w:pPr>
+              <w:pStyle w:val="aff"/>
+              <w:ind w:firstLine="0"/>
+              <w:jc w:val="center"/>
+              <w:rPr>
+                <w:rFonts w:ascii="Times New Roman" w:hAnsi="Times New Roman"/>
+              </w:rPr>
+            </w:pPr>
+            <w:r>
+              <w:rPr>
+                <w:rFonts w:ascii="Times New Roman" w:hAnsi="Times New Roman"/>
+                <w:color w:val="000000"/>
+                <w:szCs w:val="28"/>
+              </w:rPr>
+              <w:t>0,2922</w:t>
+            </w:r>
+          </w:p>
+        </w:tc>
+        <w:tc>
+          <w:tcPr>
+            <w:tcW w:w="1632" w:type="dxa"/>
+            <w:vAlign w:val="center"/>
+          </w:tcPr>
+          <w:p>
+            <w:pPr>
+              <w:pStyle w:val="aff"/>
+              <w:ind w:firstLine="0"/>
+              <w:jc w:val="center"/>
+              <w:rPr>
+                <w:rFonts w:ascii="Times New Roman" w:hAnsi="Times New Roman"/>
+              </w:rPr>
+            </w:pPr>
+            <w:r>
+              <w:rPr>
+                <w:rFonts w:ascii="Times New Roman" w:hAnsi="Times New Roman"/>
+                <w:color w:val="000000"/>
+                <w:szCs w:val="28"/>
+              </w:rPr>
+              <w:t>0,738</w:t>
+            </w:r>
+          </w:p>
+        </w:tc>
+        <w:tc>
+          <w:tcPr>
+            <w:tcW w:w="1632" w:type="dxa"/>
+            <w:vAlign w:val="center"/>
+          </w:tcPr>
+          <w:p>
+            <w:pPr>
+              <w:pStyle w:val="aff"/>
+              <w:ind w:firstLine="0"/>
+              <w:jc w:val="center"/>
+              <w:rPr>
+                <w:rFonts w:ascii="Times New Roman" w:hAnsi="Times New Roman"/>
+              </w:rPr>
+            </w:pPr>
+            <w:r>
+              <w:rPr>
+                <w:rFonts w:ascii="Times New Roman" w:hAnsi="Times New Roman"/>
+                <w:color w:val="000000"/>
+                <w:szCs w:val="28"/>
+              </w:rPr>
+              <w:t>0,489</w:t>
+            </w:r>
+          </w:p>
+        </w:tc>
+      </w:tr>
+      <w:tr>
+        <w:tc>
+          <w:tcPr>
+            <w:tcW w:w="2653" w:type="dxa"/>
+          </w:tcPr>
+          <w:p>
+            <w:pPr>
+              <w:pStyle w:val="aff"/>
+              <w:ind w:firstLine="0"/>
+              <w:jc w:val="left"/>
+              <w:rPr>
+                <w:rFonts w:ascii="Times New Roman" w:hAnsi="Times New Roman"/>
+              </w:rPr>
+            </w:pPr>
+            <w:r>
+              <w:rPr>
+                <w:rFonts w:ascii="Times New Roman" w:hAnsi="Times New Roman"/>
+              </w:rPr>
+              <w:t>Мультипликативная свертка</w:t>
+            </w:r>
+          </w:p>
+        </w:tc>
+        <w:tc>
+          <w:tcPr>
+            <w:tcW w:w="1796" w:type="dxa"/>
+            <w:vAlign w:val="center"/>
+          </w:tcPr>
+          <w:p>
+            <w:pPr>
+              <w:pStyle w:val="aff"/>
+              <w:ind w:firstLine="0"/>
+              <w:jc w:val="center"/>
+              <w:rPr>
+                <w:rFonts w:ascii="Times New Roman" w:hAnsi="Times New Roman"/>
+              </w:rPr>
+            </w:pPr>
+            <w:r>
+              <w:rPr>
+                <w:rFonts w:ascii="Times New Roman" w:hAnsi="Times New Roman"/>
+              </w:rPr>
+              <w:t>Объект 2</w:t>
+            </w:r>
+          </w:p>
+        </w:tc>
+        <w:tc>
+          <w:tcPr>
+            <w:tcW w:w="1632" w:type="dxa"/>
+            <w:vAlign w:val="center"/>
+          </w:tcPr>
+          <w:p>
+            <w:pPr>
+              <w:pStyle w:val="aff"/>
+              <w:ind w:firstLine="0"/>
+              <w:jc w:val="center"/>
+              <w:rPr>
+                <w:rFonts w:ascii="Times New Roman" w:hAnsi="Times New Roman"/>
+              </w:rPr>
+            </w:pPr>
+            <w:r>
+              <w:rPr>
+                <w:rFonts w:ascii="Times New Roman" w:hAnsi="Times New Roman"/>
+                <w:color w:val="000000"/>
+                <w:szCs w:val="28"/>
+              </w:rPr>
+              <w:t>0,0613</w:t>
+            </w:r>
+          </w:p>
+        </w:tc>
+        <w:tc>
+          <w:tcPr>
+            <w:tcW w:w="1632" w:type="dxa"/>
+            <w:vAlign w:val="center"/>
+          </w:tcPr>
+          <w:p>
+            <w:pPr>
+              <w:pStyle w:val="aff"/>
+              <w:ind w:firstLine="0"/>
+              <w:jc w:val="center"/>
+              <w:rPr>
+                <w:rFonts w:ascii="Times New Roman" w:hAnsi="Times New Roman"/>
+              </w:rPr>
+            </w:pPr>
+            <w:r>
+              <w:rPr>
+                <w:rFonts w:ascii="Times New Roman" w:hAnsi="Times New Roman"/>
+                <w:color w:val="000000"/>
+                <w:szCs w:val="28"/>
+              </w:rPr>
+              <w:t>0,678</w:t>
+            </w:r>
+          </w:p>
+        </w:tc>
+        <w:tc>
+          <w:tcPr>
+            <w:tcW w:w="1632" w:type="dxa"/>
+            <w:vAlign w:val="center"/>
+          </w:tcPr>
+          <w:p>
+            <w:pPr>
+              <w:pStyle w:val="aff"/>
+              <w:ind w:firstLine="0"/>
+              <w:jc w:val="center"/>
+              <w:rPr>
+                <w:rFonts w:ascii="Times New Roman" w:hAnsi="Times New Roman"/>
+              </w:rPr>
+            </w:pPr>
+            <w:r>
+              <w:rPr>
+                <w:rFonts w:ascii="Times New Roman" w:hAnsi="Times New Roman"/>
+                <w:color w:val="000000"/>
+                <w:szCs w:val="28"/>
+              </w:rPr>
+              <w:t>0,474</w:t>
+            </w:r>
+          </w:p>
+        </w:tc>
+      </w:tr>
+      <w:tr>
+        <w:tc>
+          <w:tcPr>
+            <w:tcW w:w="2653" w:type="dxa"/>
+          </w:tcPr>
+          <w:p>
+            <w:pPr>
+              <w:pStyle w:val="aff"/>
+              <w:ind w:firstLine="0"/>
+              <w:jc w:val="left"/>
+              <w:rPr>
+                <w:rFonts w:ascii="Times New Roman" w:hAnsi="Times New Roman"/>
+              </w:rPr>
+            </w:pPr>
+            <w:r>
+              <w:rPr>
+                <w:rFonts w:ascii="Times New Roman" w:hAnsi="Times New Roman"/>
+              </w:rPr>
+              <w:t>Метод идеальной точки</w:t>
+            </w:r>
+          </w:p>
+        </w:tc>
+        <w:tc>
+          <w:tcPr>
+            <w:tcW w:w="1796" w:type="dxa"/>
+            <w:vAlign w:val="center"/>
+          </w:tcPr>
+          <w:p>
+            <w:pPr>
+              <w:pStyle w:val="aff"/>
+              <w:ind w:firstLine="0"/>
+              <w:jc w:val="center"/>
+              <w:rPr>
+                <w:rFonts w:ascii="Times New Roman" w:hAnsi="Times New Roman"/>
+              </w:rPr>
+            </w:pPr>
+            <w:r>
+              <w:rPr>
+                <w:rFonts w:ascii="Times New Roman" w:hAnsi="Times New Roman"/>
+              </w:rPr>
+              <w:t xml:space="preserve">Объект </w:t>
+            </w:r>
+            <w:r>
+              <w:rPr>
+                <w:rFonts w:ascii="Times New Roman" w:hAnsi="Times New Roman"/>
+              </w:rPr>
+              <w:t>2</w:t>
+            </w:r>
+          </w:p>
+        </w:tc>
+        <w:tc>
+          <w:tcPr>
+            <w:tcW w:w="1632" w:type="dxa"/>
+            <w:vAlign w:val="center"/>
+          </w:tcPr>
+          <w:p>
+            <w:pPr>
+              <w:pStyle w:val="aff"/>
+              <w:ind w:firstLine="0"/>
+              <w:jc w:val="center"/>
+              <w:rPr>
+                <w:rFonts w:ascii="Times New Roman" w:hAnsi="Times New Roman"/>
+              </w:rPr>
+            </w:pPr>
+            <w:r>
+              <w:rPr>
+                <w:rFonts w:ascii="Times New Roman" w:hAnsi="Times New Roman"/>
+                <w:color w:val="000000"/>
+                <w:szCs w:val="28"/>
+              </w:rPr>
+              <w:t>0,7977</w:t>
+            </w:r>
+          </w:p>
+        </w:tc>
+        <w:tc>
+          <w:tcPr>
+            <w:tcW w:w="1632" w:type="dxa"/>
+            <w:vAlign w:val="center"/>
+          </w:tcPr>
+          <w:p>
+            <w:pPr>
+              <w:pStyle w:val="aff"/>
+              <w:ind w:firstLine="0"/>
+              <w:jc w:val="center"/>
+              <w:rPr>
+                <w:rFonts w:ascii="Times New Roman" w:hAnsi="Times New Roman"/>
+              </w:rPr>
+            </w:pPr>
+            <w:r>
+              <w:rPr>
+                <w:rFonts w:ascii="Times New Roman" w:hAnsi="Times New Roman"/>
+                <w:color w:val="000000"/>
+                <w:szCs w:val="28"/>
+              </w:rPr>
+              <w:t>0,494</w:t>
+            </w:r>
+          </w:p>
+        </w:tc>
+        <w:tc>
+          <w:tcPr>
+            <w:tcW w:w="1632" w:type="dxa"/>
+            <w:vAlign w:val="center"/>
+          </w:tcPr>
+          <w:p>
+            <w:pPr>
+              <w:pStyle w:val="aff"/>
+              <w:ind w:firstLine="0"/>
+              <w:jc w:val="center"/>
+              <w:rPr>
+                <w:rFonts w:ascii="Times New Roman" w:hAnsi="Times New Roman"/>
+              </w:rPr>
+            </w:pPr>
+            <w:r>
+              <w:rPr>
+                <w:rFonts w:ascii="Times New Roman" w:hAnsi="Times New Roman"/>
+                <w:color w:val="000000"/>
+                <w:szCs w:val="28"/>
+              </w:rPr>
+              <w:t>0,762</w:t>
+            </w:r>
+          </w:p>
+        </w:tc>
+      </w:tr>
+    </w:tbl>
+    <w:p>
+      <w:pPr>
+        <w:pStyle w:val="aff"/>
         <w:spacing w:before="400"/>
-        <w:ind w:firstLine="0"/>
-      </w:pPr>
+      </w:pPr>
+      <w:r>
+        <w:t xml:space="preserve">Рассуждая над результатом, где победил объект 2 — «Магистраль» — можно оценить, что по соотношению цены, рейтинга и количества страниц «Магистраль» занимает лидирующую позицию. Это, думаю, абсолютная истина, цена оправдана за белую, приятную обложку, выглядящая эстетично и хорошо. Единственный нюанс – мягкая обложка. </w:t>
+      </w:r>
     </w:p>
     <w:sectPr>
       <w:footerReference w:type="default" r:id="rId9"/>
